--- a/1. Languages/1. Telugu/2. Grade2/5. PuliNakkaKatha-BharathaNeethiKathalu-AITranlationSummary.docx
+++ b/1. Languages/1. Telugu/2. Grade2/5. PuliNakkaKatha-BharathaNeethiKathalu-AITranlationSummary.docx
@@ -251,78 +251,42 @@
         <w:rPr>
           <w:rtl w:val="0"/>
         </w:rPr>
-        <w:t xml:space="preserve">The story of the Fox and the Tiger is about a king, reborn as a fox, who vowed to live a life of virtue</w:t>
+        <w:t xml:space="preserve">The story of the Fox and the Tiger is about a king, reborn as a fox, who vowed to live a life of virtue (dharma), giving up meat and violence (fighting/killing), which brought it respect throughout the forest. The powerful Tiger, wanting to shed (to take away) his cruel image, befriended (స్నేహం చేసుకున్నాడు) the Fox and promised to follow its wise advice, creating jealousy among the older servants. The resentful (</w:t>
+      </w:r>
+      <w:r>
+        <w:rPr>
+          <w:rFonts w:ascii="Gautami" w:cs="Gautami" w:eastAsia="Gautami" w:hAnsi="Gautami"/>
+          <w:rtl w:val="0"/>
+        </w:rPr>
+        <w:t xml:space="preserve">కోపంగా)</w:t>
+      </w:r>
+      <w:r>
+        <w:rPr>
+          <w:rtl w:val="0"/>
+        </w:rPr>
+        <w:t xml:space="preserve"> servants framed (make someone look guilty) the Fox by hiding meat in its home, causing the enraged (కోపంగా) Tiger to order its death. The Tiger's wise old mother intervened (come between so as to prevent), revealing the servants' deceit (మోసం) and reminding the Tiger that a good king must be vigilant (staying careful about dangers and difficulties) against the jealous and the wicked (evil ones). Though the Tiger repented (to feel guilty about old mistakes</w:t>
       </w:r>
       <w:sdt>
         <w:sdtPr>
-          <w:id w:val="-1538827068"/>
+          <w:id w:val="-982739439"/>
           <w:tag w:val="goog_rdk_0"/>
         </w:sdtPr>
         <w:sdtContent>
-          <w:ins w:author="Virata Pusuluri" w:id="0" w:date="2026-02-09T13:26:00Z">
+          <w:del w:author="Virata Pusuluri" w:id="0" w:date="2026-02-25T13:41:36Z">
             <w:r>
               <w:rPr>
                 <w:rtl w:val="0"/>
               </w:rPr>
-              <w:t xml:space="preserve"> (</w:t>
+              <w:delText xml:space="preserve">)</w:delText>
             </w:r>
-          </w:ins>
-          <w:sdt>
-            <w:sdtPr>
-              <w:id w:val="1288867840"/>
-              <w:tag w:val="goog_rdk_1"/>
-            </w:sdtPr>
-            <w:sdtContent>
-              <w:ins w:author="Virata Pusuluri" w:id="0" w:date="2026-02-09T13:26:00Z">
-                <w:r>
-                  <w:rPr>
-                    <w:rtl w:val="0"/>
-                    <w:rPrChange w:author="Virata Pusuluri" w:id="1" w:date="2026-02-09T13:26:00Z">
-                      <w:rPr/>
-                    </w:rPrChange>
-                  </w:rPr>
-                  <w:t xml:space="preserve">dharma</w:t>
-                </w:r>
-              </w:ins>
-            </w:sdtContent>
-          </w:sdt>
-          <w:ins w:author="Virata Pusuluri" w:id="0" w:date="2026-02-09T13:26:00Z">
-            <w:r>
-              <w:rPr>
-                <w:rtl w:val="0"/>
-              </w:rPr>
-              <w:t xml:space="preserve">)</w:t>
-            </w:r>
-          </w:ins>
+          </w:del>
         </w:sdtContent>
       </w:sdt>
       <w:r>
         <w:rPr>
           <w:rtl w:val="0"/>
         </w:rPr>
-        <w:t xml:space="preserve">, giving up meat and violence</w:t>
-      </w:r>
-      <w:sdt>
-        <w:sdtPr>
-          <w:id w:val="1383219015"/>
-          <w:tag w:val="goog_rdk_2"/>
-        </w:sdtPr>
-        <w:sdtContent>
-          <w:ins w:author="Virata Pusuluri" w:id="2" w:date="2026-02-09T13:32:14Z">
-            <w:r>
-              <w:rPr>
-                <w:rtl w:val="0"/>
-              </w:rPr>
-              <w:t xml:space="preserve"> (killing)</w:t>
-            </w:r>
-          </w:ins>
-        </w:sdtContent>
-      </w:sdt>
-      <w:r>
-        <w:rPr>
-          <w:rtl w:val="0"/>
-        </w:rPr>
-        <w:t xml:space="preserve">, which brought it respect throughout the forest. The powerful Tiger, wanting to shed his cruel image, befriended the Fox and promised to follow its wise advice, creating jealousy among the older servants. The resentful servants framed the Fox by hiding meat in its home, causing the enraged Tiger to order its death. The Tiger's wise old mother intervened, revealing the servants' deceit and reminding the Tiger that a good king must be vigilant against the jealous and the wicked. Though the Tiger repented, the Fox, feeling its honor was destroyed by the Tiger's broken trust, refused to remain in service and left for the forest to die, illustrating that serving an unwise ruler is difficult and dangerous.</w:t>
+        <w:t xml:space="preserve">), the Fox, feeling its honor was destroyed by the Tiger's broken trust, refused to remain in service and left for the forest to die, illustrating (explaining) that serving an unwise ruler is difficult and dangerous.</w:t>
       </w:r>
     </w:p>
     <w:p>
@@ -1710,11 +1674,6 @@
           <w:rtl w:val="0"/>
         </w:rPr>
         <w:t xml:space="preserve">.</w:t>
-      </w:r>
-      <w:r>
-        <w:rPr>
-          <w:rtl w:val="0"/>
-        </w:rPr>
       </w:r>
     </w:p>
     <w:sectPr>
@@ -1964,6 +1923,7 @@
   <w:style w:type="character" w:styleId="DefaultParagraphFont" w:default="1">
     <w:name w:val="Default Paragraph Font"/>
     <w:uiPriority w:val="1"/>
+    <w:semiHidden w:val="1"/>
     <w:unhideWhenUsed w:val="1"/>
   </w:style>
   <w:style w:type="table" w:styleId="TableNormal" w:default="1">
@@ -1988,6 +1948,17 @@
     <w:unhideWhenUsed w:val="1"/>
   </w:style>
   <w:style w:type="table" w:styleId="TableNormal0" w:customStyle="1">
+    <w:name w:val="TableNormal"/>
+    <w:tblPr>
+      <w:tblCellMar>
+        <w:top w:w="100.0" w:type="dxa"/>
+        <w:left w:w="100.0" w:type="dxa"/>
+        <w:bottom w:w="100.0" w:type="dxa"/>
+        <w:right w:w="100.0" w:type="dxa"/>
+      </w:tblCellMar>
+    </w:tblPr>
+  </w:style>
+  <w:style w:type="table" w:styleId="TableNormal1" w:customStyle="1">
     <w:name w:val="TableNormal"/>
     <w:tblPr>
       <w:tblCellMar>
@@ -2631,7 +2602,7 @@
 
 <file path=customXML/item1.xml><?xml version="1.0" encoding="utf-8"?>
 <go:gDocsCustomXmlDataStorage xmlns:go="http://customooxmlschemas.google.com/" xmlns:r="http://schemas.openxmlformats.org/officeDocument/2006/relationships" uri="GoogleDocsCustomDataVersion2">
-  <go:docsCustomData xmlns:go="http://customooxmlschemas.google.com/" roundtripDataSignature="AMtx7mjuTJ8Ibw1ApMNZtUOCdviWGn7spg==">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</go:docsCustomData>
+  <go:docsCustomData xmlns:go="http://customooxmlschemas.google.com/" roundtripDataSignature="AMtx7mhUlU6gXI0qgmI+RrmjJWDKOF17yQ==">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</go:docsCustomData>
 </go:gDocsCustomXmlDataStorage>
 </file>
 
